--- a/examples/图表引用样式编号示例.docx
+++ b/examples/图表引用样式编号示例.docx
@@ -372,7 +372,7 @@
         <mc:AlternateContent>
           <mc:Choice Requires="wps">
             <w:drawing>
-              <wp:anchor distT="0" distB="0" distL="114300" distR="114300" simplePos="0" relativeHeight="251659264" behindDoc="0" locked="0" layoutInCell="1" allowOverlap="0" wp14:anchorId="34409A93" wp14:editId="2D76D8F0">
+              <wp:anchor distT="0" distB="0" distL="114300" distR="114300" simplePos="0" relativeHeight="251659264" behindDoc="0" locked="0" layoutInCell="1" allowOverlap="0" wp14:anchorId="7D1B7268" wp14:editId="2100FB57">
                 <wp:simplePos x="0" y="0"/>
                 <wp:positionH relativeFrom="page">
                   <wp:posOffset>900430</wp:posOffset>
@@ -822,7 +822,7 @@
         <mc:AlternateContent>
           <mc:Choice Requires="wps">
             <w:drawing>
-              <wp:anchor distT="0" distB="0" distL="114300" distR="114300" simplePos="0" relativeHeight="251660288" behindDoc="0" locked="1" layoutInCell="1" allowOverlap="1" wp14:anchorId="436D395E" wp14:editId="503E9E3E">
+              <wp:anchor distT="0" distB="0" distL="114300" distR="114300" simplePos="0" relativeHeight="251660288" behindDoc="0" locked="1" layoutInCell="1" allowOverlap="1" wp14:anchorId="3DB70050" wp14:editId="3093D062">
                 <wp:simplePos x="0" y="0"/>
                 <wp:positionH relativeFrom="page">
                   <wp:posOffset>899795</wp:posOffset>
@@ -919,7 +919,7 @@
       <w:r>
         <w:fldChar w:fldCharType="separate"/>
       </w:r>
-      <w:hyperlink w:anchor="_Toc231845385" w:history="1">
+      <w:hyperlink w:anchor="_Toc231850929" w:history="1">
         <w:r>
           <w:rPr>
             <w:rStyle w:val="affffb"/>
@@ -964,7 +964,7 @@
             <w:noProof/>
             <w:webHidden/>
           </w:rPr>
-          <w:instrText>PAGEREF _Toc231845385 \h</w:instrText>
+          <w:instrText>PAGEREF _Toc231850929 \h</w:instrText>
         </w:r>
         <w:r>
           <w:rPr>
@@ -1020,7 +1020,7 @@
           <w14:ligatures w14:val="standardContextual"/>
         </w:rPr>
       </w:pPr>
-      <w:hyperlink w:anchor="_Toc231845386" w:history="1">
+      <w:hyperlink w:anchor="_Toc231850930" w:history="1">
         <w:r>
           <w:rPr>
             <w:rStyle w:val="affffb"/>
@@ -1057,7 +1057,7 @@
             <w:noProof/>
             <w:webHidden/>
           </w:rPr>
-          <w:instrText>PAGEREF _Toc231845386 \h</w:instrText>
+          <w:instrText>PAGEREF _Toc231850930 \h</w:instrText>
         </w:r>
         <w:r>
           <w:rPr>
@@ -1113,7 +1113,7 @@
           <w14:ligatures w14:val="standardContextual"/>
         </w:rPr>
       </w:pPr>
-      <w:hyperlink w:anchor="_Toc231845387" w:history="1">
+      <w:hyperlink w:anchor="_Toc231850931" w:history="1">
         <w:r>
           <w:rPr>
             <w:rStyle w:val="affffb"/>
@@ -1150,7 +1150,7 @@
             <w:noProof/>
             <w:webHidden/>
           </w:rPr>
-          <w:instrText>PAGEREF _Toc231845387 \h</w:instrText>
+          <w:instrText>PAGEREF _Toc231850931 \h</w:instrText>
         </w:r>
         <w:r>
           <w:rPr>
@@ -1206,7 +1206,7 @@
           <w14:ligatures w14:val="standardContextual"/>
         </w:rPr>
       </w:pPr>
-      <w:hyperlink w:anchor="_Toc231845388" w:history="1">
+      <w:hyperlink w:anchor="_Toc231850932" w:history="1">
         <w:r>
           <w:rPr>
             <w:rStyle w:val="affffb"/>
@@ -1259,7 +1259,7 @@
             <w:noProof/>
             <w:webHidden/>
           </w:rPr>
-          <w:instrText>PAGEREF _Toc231845388 \h</w:instrText>
+          <w:instrText>PAGEREF _Toc231850932 \h</w:instrText>
         </w:r>
         <w:r>
           <w:rPr>
@@ -1315,7 +1315,7 @@
           <w14:ligatures w14:val="standardContextual"/>
         </w:rPr>
       </w:pPr>
-      <w:hyperlink w:anchor="_Toc231845389" w:history="1">
+      <w:hyperlink w:anchor="_Toc231850933" w:history="1">
         <w:r>
           <w:rPr>
             <w:rStyle w:val="affffb"/>
@@ -1360,7 +1360,7 @@
             <w:noProof/>
             <w:webHidden/>
           </w:rPr>
-          <w:instrText>PAGEREF _Toc231845389 \h</w:instrText>
+          <w:instrText>PAGEREF _Toc231850933 \h</w:instrText>
         </w:r>
         <w:r>
           <w:rPr>
@@ -1426,7 +1426,7 @@
         <w:pStyle w:val="a6"/>
         <w:spacing w:after="360"/>
       </w:pPr>
-      <w:bookmarkStart w:id="19" w:name="_Toc231845385"/>
+      <w:bookmarkStart w:id="19" w:name="_Toc231850929"/>
       <w:r>
         <w:rPr>
           <w:spacing w:val="320"/>
@@ -1536,7 +1536,7 @@
         <w:pStyle w:val="affc"/>
         <w:spacing w:before="240" w:after="240"/>
       </w:pPr>
-      <w:bookmarkStart w:id="20" w:name="_Toc231845386"/>
+      <w:bookmarkStart w:id="20" w:name="_Toc231850930"/>
       <w:r>
         <w:t>范围</w:t>
       </w:r>
@@ -1733,7 +1733,7 @@
         <w:pStyle w:val="affc"/>
         <w:spacing w:before="240" w:after="240"/>
       </w:pPr>
-      <w:bookmarkStart w:id="21" w:name="_Toc231845387"/>
+      <w:bookmarkStart w:id="21" w:name="_Toc231850931"/>
       <w:r>
         <w:t>正文图表示例</w:t>
       </w:r>
@@ -1785,6 +1785,9 @@
         <w:tc>
           <w:tcPr>
             <w:tcW w:w="4819" w:type="dxa"/>
+            <w:tcBorders>
+              <w:bottom w:val="single" w:sz="8" w:space="0" w:color="000000"/>
+            </w:tcBorders>
             <w:tcMar>
               <w:top w:w="60" w:type="dxa"/>
               <w:left w:w="100" w:type="dxa"/>
@@ -1805,6 +1808,9 @@
         <w:tc>
           <w:tcPr>
             <w:tcW w:w="4819" w:type="dxa"/>
+            <w:tcBorders>
+              <w:bottom w:val="single" w:sz="8" w:space="0" w:color="000000"/>
+            </w:tcBorders>
             <w:tcMar>
               <w:top w:w="60" w:type="dxa"/>
               <w:left w:w="100" w:type="dxa"/>
@@ -1925,7 +1931,7 @@
           <w:noProof/>
         </w:rPr>
         <w:drawing>
-          <wp:inline distT="0" distB="0" distL="0" distR="0" wp14:anchorId="0D499B3A" wp14:editId="5BD4A65B">
+          <wp:inline distT="0" distB="0" distL="0" distR="0" wp14:anchorId="31AE18D8" wp14:editId="7EFBD6C1">
             <wp:extent cx="6120130" cy="3060065"/>
             <wp:effectExtent l="0" t="0" r="0" b="0"/>
             <wp:docPr id="74" name="Picture 74"/>
@@ -2004,7 +2010,7 @@
         <w:lastRenderedPageBreak/>
         <w:br/>
       </w:r>
-      <w:bookmarkStart w:id="30" w:name="_Toc231845388"/>
+      <w:bookmarkStart w:id="30" w:name="_Toc231850932"/>
       <w:r>
         <w:t>（规范性）</w:t>
       </w:r>
@@ -2253,6 +2259,9 @@
         <w:tc>
           <w:tcPr>
             <w:tcW w:w="4819" w:type="dxa"/>
+            <w:tcBorders>
+              <w:bottom w:val="single" w:sz="8" w:space="0" w:color="000000"/>
+            </w:tcBorders>
             <w:tcMar>
               <w:top w:w="60" w:type="dxa"/>
               <w:left w:w="100" w:type="dxa"/>
@@ -2273,6 +2282,9 @@
         <w:tc>
           <w:tcPr>
             <w:tcW w:w="4819" w:type="dxa"/>
+            <w:tcBorders>
+              <w:bottom w:val="single" w:sz="8" w:space="0" w:color="000000"/>
+            </w:tcBorders>
             <w:tcMar>
               <w:top w:w="60" w:type="dxa"/>
               <w:left w:w="100" w:type="dxa"/>
@@ -2393,7 +2405,7 @@
           <w:noProof/>
         </w:rPr>
         <w:drawing>
-          <wp:inline distT="0" distB="0" distL="0" distR="0" wp14:anchorId="07FEEA4C" wp14:editId="596F150A">
+          <wp:inline distT="0" distB="0" distL="0" distR="0" wp14:anchorId="1E6AA479" wp14:editId="7C348142">
             <wp:extent cx="6120130" cy="3060065"/>
             <wp:effectExtent l="0" t="0" r="0" b="0"/>
             <wp:docPr id="75" name="Picture 75"/>
@@ -2467,7 +2479,7 @@
         <w:pStyle w:val="afffffc"/>
         <w:spacing w:after="120"/>
       </w:pPr>
-      <w:bookmarkStart w:id="39" w:name="_Toc231845389"/>
+      <w:bookmarkStart w:id="39" w:name="_Toc231850933"/>
       <w:r>
         <w:rPr>
           <w:rFonts w:hint="eastAsia"/>
@@ -2524,7 +2536,7 @@
           <w:noProof/>
         </w:rPr>
         <w:drawing>
-          <wp:inline distT="0" distB="0" distL="0" distR="0" wp14:anchorId="1586F9A7" wp14:editId="7624270C">
+          <wp:inline distT="0" distB="0" distL="0" distR="0" wp14:anchorId="054FAFE0" wp14:editId="5D1AD141">
             <wp:extent cx="1485900" cy="317500"/>
             <wp:effectExtent l="0" t="0" r="0" b="0"/>
             <wp:docPr id="76" name="Picture 76"/>
@@ -6850,97 +6862,97 @@
       </w:pPr>
     </w:lvl>
   </w:abstractNum>
-  <w:num w:numId="1" w16cid:durableId="1608537536">
+  <w:num w:numId="1" w16cid:durableId="843469923">
     <w:abstractNumId w:val="0"/>
   </w:num>
-  <w:num w:numId="2" w16cid:durableId="506869725">
+  <w:num w:numId="2" w16cid:durableId="635448045">
     <w:abstractNumId w:val="27"/>
   </w:num>
-  <w:num w:numId="3" w16cid:durableId="573664881">
+  <w:num w:numId="3" w16cid:durableId="1617055572">
     <w:abstractNumId w:val="5"/>
   </w:num>
-  <w:num w:numId="4" w16cid:durableId="46612280">
+  <w:num w:numId="4" w16cid:durableId="1173957372">
     <w:abstractNumId w:val="23"/>
   </w:num>
-  <w:num w:numId="5" w16cid:durableId="1136676864">
+  <w:num w:numId="5" w16cid:durableId="1023240338">
     <w:abstractNumId w:val="18"/>
   </w:num>
-  <w:num w:numId="6" w16cid:durableId="1817448707">
+  <w:num w:numId="6" w16cid:durableId="806124332">
     <w:abstractNumId w:val="13"/>
   </w:num>
-  <w:num w:numId="7" w16cid:durableId="253783065">
+  <w:num w:numId="7" w16cid:durableId="764543543">
     <w:abstractNumId w:val="8"/>
   </w:num>
-  <w:num w:numId="8" w16cid:durableId="671568560">
+  <w:num w:numId="8" w16cid:durableId="1972903778">
     <w:abstractNumId w:val="3"/>
   </w:num>
-  <w:num w:numId="9" w16cid:durableId="1477720770">
+  <w:num w:numId="9" w16cid:durableId="1999264673">
     <w:abstractNumId w:val="9"/>
   </w:num>
-  <w:num w:numId="10" w16cid:durableId="919682843">
+  <w:num w:numId="10" w16cid:durableId="1888368245">
     <w:abstractNumId w:val="16"/>
   </w:num>
-  <w:num w:numId="11" w16cid:durableId="1086877627">
+  <w:num w:numId="11" w16cid:durableId="1112362009">
     <w:abstractNumId w:val="25"/>
   </w:num>
-  <w:num w:numId="12" w16cid:durableId="1767454723">
+  <w:num w:numId="12" w16cid:durableId="270086179">
     <w:abstractNumId w:val="11"/>
   </w:num>
-  <w:num w:numId="13" w16cid:durableId="1917979438">
+  <w:num w:numId="13" w16cid:durableId="2139494222">
     <w:abstractNumId w:val="12"/>
   </w:num>
-  <w:num w:numId="14" w16cid:durableId="1714571131">
+  <w:num w:numId="14" w16cid:durableId="1161000776">
     <w:abstractNumId w:val="7"/>
   </w:num>
-  <w:num w:numId="15" w16cid:durableId="676887427">
+  <w:num w:numId="15" w16cid:durableId="1527982706">
     <w:abstractNumId w:val="19"/>
   </w:num>
-  <w:num w:numId="16" w16cid:durableId="420757557">
+  <w:num w:numId="16" w16cid:durableId="1369449616">
     <w:abstractNumId w:val="21"/>
   </w:num>
-  <w:num w:numId="17" w16cid:durableId="1235971377">
+  <w:num w:numId="17" w16cid:durableId="640506131">
     <w:abstractNumId w:val="17"/>
   </w:num>
-  <w:num w:numId="18" w16cid:durableId="1012880924">
+  <w:num w:numId="18" w16cid:durableId="1169102772">
     <w:abstractNumId w:val="29"/>
   </w:num>
-  <w:num w:numId="19" w16cid:durableId="1887453279">
+  <w:num w:numId="19" w16cid:durableId="1659964098">
     <w:abstractNumId w:val="15"/>
   </w:num>
-  <w:num w:numId="20" w16cid:durableId="1803422672">
+  <w:num w:numId="20" w16cid:durableId="1234314086">
     <w:abstractNumId w:val="1"/>
   </w:num>
-  <w:num w:numId="21" w16cid:durableId="714935629">
+  <w:num w:numId="21" w16cid:durableId="1740010783">
     <w:abstractNumId w:val="10"/>
   </w:num>
-  <w:num w:numId="22" w16cid:durableId="2003266860">
+  <w:num w:numId="22" w16cid:durableId="884025626">
     <w:abstractNumId w:val="30"/>
   </w:num>
-  <w:num w:numId="23" w16cid:durableId="1579754652">
+  <w:num w:numId="23" w16cid:durableId="1376848912">
     <w:abstractNumId w:val="20"/>
   </w:num>
-  <w:num w:numId="24" w16cid:durableId="1768773964">
+  <w:num w:numId="24" w16cid:durableId="764423269">
     <w:abstractNumId w:val="6"/>
   </w:num>
-  <w:num w:numId="25" w16cid:durableId="812253359">
+  <w:num w:numId="25" w16cid:durableId="53894477">
     <w:abstractNumId w:val="26"/>
   </w:num>
-  <w:num w:numId="26" w16cid:durableId="1662083264">
+  <w:num w:numId="26" w16cid:durableId="2144930134">
     <w:abstractNumId w:val="28"/>
   </w:num>
-  <w:num w:numId="27" w16cid:durableId="640571783">
+  <w:num w:numId="27" w16cid:durableId="438372098">
     <w:abstractNumId w:val="2"/>
   </w:num>
-  <w:num w:numId="28" w16cid:durableId="1977297718">
+  <w:num w:numId="28" w16cid:durableId="958754046">
     <w:abstractNumId w:val="4"/>
   </w:num>
-  <w:num w:numId="29" w16cid:durableId="1138260107">
+  <w:num w:numId="29" w16cid:durableId="1729915213">
     <w:abstractNumId w:val="14"/>
   </w:num>
-  <w:num w:numId="30" w16cid:durableId="1994210657">
+  <w:num w:numId="30" w16cid:durableId="1458332780">
     <w:abstractNumId w:val="24"/>
   </w:num>
-  <w:num w:numId="31" w16cid:durableId="2091852371">
+  <w:num w:numId="31" w16cid:durableId="1850480595">
     <w:abstractNumId w:val="22"/>
   </w:num>
 </w:numbering>
